--- a/६.तर्पण,अर्पण बट नॉट समर्पण Document.docx
+++ b/६.तर्पण,अर्पण बट नॉट समर्पण Document.docx
@@ -169,6 +169,34 @@
     </w:p>
     <w:p>
       <w:pPr>
+        <w:spacing w:after="0"/>
+        <w:jc w:val="both"/>
+      </w:pPr>
+      <w:r>
+        <w:rPr>
+          <w:rFonts w:ascii="Mangal" w:hAnsi="Mangal" w:cs="Mangal" w:eastAsia="Mangal"/>
+          <w:b/>
+          <w:sz w:val="24"/>
+        </w:rPr>
+        <w:t>शीर्षक पाठ की व्यंग्यात्मकता को संक्षेप में स्पष्ट कीजिए</w:t>
+      </w:r>
+    </w:p>
+    <w:p>
+      <w:pPr>
+        <w:spacing w:after="0"/>
+        <w:jc w:val="both"/>
+      </w:pPr>
+      <w:r>
+        <w:rPr>
+          <w:rFonts w:ascii="Mangal" w:hAnsi="Mangal" w:cs="Mangal" w:eastAsia="Mangal"/>
+          <w:b w:val="0"/>
+          <w:sz w:val="24"/>
+        </w:rPr>
+        <w:t>रचना हिंदी-सेवा के नाम पर होने वाले पुरस्कारों, गोष्ठियों और दिखावटी भाषा-प्रेम पर कटाक्ष करती है। योग्यताहीन लोग सम्मान झटकते हैं और हिंदी के पक्षधर मंचों पर भी अंग्रेज़ी का प्रयोग करते हैं; हिंदी की “आत्मा की शांति” के लिए श्राद्ध-जैसे आयोजनों की अतिशयोक्ति इस पाखंड को उभारती है। लेखक सच्चे भाषिक समर्पण और काम को खोखले समारोहों से अधिक महत्व देते हैं।</w:t>
+      </w:r>
+    </w:p>
+    <w:p>
+      <w:pPr>
         <w:rPr>
           <w:rFonts w:cs="Mangal"/>
           <w:b/>
@@ -312,6 +340,90 @@
     </w:p>
     <w:p>
       <w:pPr>
+        <w:spacing w:after="0"/>
+        <w:jc w:val="both"/>
+      </w:pPr>
+      <w:r>
+        <w:rPr>
+          <w:rFonts w:ascii="Mangal" w:hAnsi="Mangal" w:cs="Mangal" w:eastAsia="Mangal"/>
+          <w:b/>
+          <w:sz w:val="24"/>
+        </w:rPr>
+        <w:t>पंक्तियों की व्यंग्यात्मकता को विस्तृत रूप में स्पष्ट कीजिए</w:t>
+      </w:r>
+    </w:p>
+    <w:p>
+      <w:pPr>
+        <w:spacing w:after="0"/>
+        <w:jc w:val="both"/>
+      </w:pPr>
+      <w:r>
+        <w:rPr>
+          <w:rFonts w:ascii="Mangal" w:hAnsi="Mangal" w:cs="Mangal" w:eastAsia="Mangal"/>
+          <w:b w:val="0"/>
+          <w:sz w:val="24"/>
+        </w:rPr>
+        <w:t>“योग्यता” के बजाय “झटकने-लपकने” से सम्मान मिलना साहित्यिक पुरस्कारों की चयन-प्रक्रिया पर कटाक्ष है। शिक्षक और हिंदी-सेवक जैसे सम्मान के साथ “जेब कतरा” और “जीभ कतरा” के नकली पुरस्कार जोड़कर लेखक सम्मान की प्रतिष्ठा को ही हास्यास्पद बना देते हैं।</w:t>
+      </w:r>
+    </w:p>
+    <w:p>
+      <w:pPr>
+        <w:spacing w:after="0"/>
+        <w:jc w:val="both"/>
+      </w:pPr>
+      <w:r>
+        <w:rPr>
+          <w:rFonts w:ascii="Mangal" w:hAnsi="Mangal" w:cs="Mangal" w:eastAsia="Mangal"/>
+          <w:b/>
+          <w:sz w:val="24"/>
+        </w:rPr>
+        <w:t>इसमें मुख्य व्यंग्य कौन-सा है?</w:t>
+      </w:r>
+    </w:p>
+    <w:p>
+      <w:pPr>
+        <w:spacing w:after="0"/>
+        <w:jc w:val="both"/>
+      </w:pPr>
+      <w:r>
+        <w:rPr>
+          <w:rFonts w:ascii="Mangal" w:hAnsi="Mangal" w:cs="Mangal" w:eastAsia="Mangal"/>
+          <w:b w:val="0"/>
+          <w:sz w:val="24"/>
+        </w:rPr>
+        <w:t>मुख्य व्यंग्य सिफारिश, जोड़-तोड़ और अवसरवाद से मिलने वाले पुरस्कारों पर है; सम्मान काम और योग्यता का प्रमाण न रहकर हथियाने की वस्तु बन जाता है।</w:t>
+      </w:r>
+    </w:p>
+    <w:p>
+      <w:pPr>
+        <w:spacing w:after="0"/>
+        <w:jc w:val="both"/>
+      </w:pPr>
+      <w:r>
+        <w:rPr>
+          <w:rFonts w:ascii="Mangal" w:hAnsi="Mangal" w:cs="Mangal" w:eastAsia="Mangal"/>
+          <w:b/>
+          <w:sz w:val="24"/>
+        </w:rPr>
+        <w:t>लेखक क्या परिवर्तन चाहते हैं?</w:t>
+      </w:r>
+    </w:p>
+    <w:p>
+      <w:pPr>
+        <w:spacing w:after="0"/>
+        <w:jc w:val="both"/>
+      </w:pPr>
+      <w:r>
+        <w:rPr>
+          <w:rFonts w:ascii="Mangal" w:hAnsi="Mangal" w:cs="Mangal" w:eastAsia="Mangal"/>
+          <w:b w:val="0"/>
+          <w:sz w:val="24"/>
+        </w:rPr>
+        <w:t>लेखक चाहते हैं कि सम्मान निष्पक्ष मानदंडों और वास्तविक योगदान के आधार पर दिए जाएँ। साहित्यिक संस्थाएँ पारदर्शी चयन करें और पुरस्कारों का उपयोग निजी प्रतिष्ठा बाँटने में न हो।</w:t>
+      </w:r>
+    </w:p>
+    <w:p>
+      <w:pPr>
         <w:rPr>
           <w:rFonts w:cs="Mangal"/>
           <w:b/>
@@ -388,6 +500,90 @@
           <w:cs/>
         </w:rPr>
         <w:t>पृ.क्र.३२)</w:t>
+      </w:r>
+    </w:p>
+    <w:p>
+      <w:pPr>
+        <w:spacing w:after="0"/>
+        <w:jc w:val="both"/>
+      </w:pPr>
+      <w:r>
+        <w:rPr>
+          <w:rFonts w:ascii="Mangal" w:hAnsi="Mangal" w:cs="Mangal" w:eastAsia="Mangal"/>
+          <w:b/>
+          <w:sz w:val="24"/>
+        </w:rPr>
+        <w:t>पंक्तियों की व्यंग्यात्मकता को विस्तृत रूप में स्पष्ट कीजिए</w:t>
+      </w:r>
+    </w:p>
+    <w:p>
+      <w:pPr>
+        <w:spacing w:after="0"/>
+        <w:jc w:val="both"/>
+      </w:pPr>
+      <w:r>
+        <w:rPr>
+          <w:rFonts w:ascii="Mangal" w:hAnsi="Mangal" w:cs="Mangal" w:eastAsia="Mangal"/>
+          <w:b w:val="0"/>
+          <w:sz w:val="24"/>
+        </w:rPr>
+        <w:t>हिंदी-सेवी को हिंदी के मंच पर अंग्रेज़ी बोलने से रोकना और “तर्पण-अर्पण” कर भी “समर्पण” न करने की सलाह, भाषा-प्रेम के दिखावे की विडंबना है। लेखक हिंदी-श्राद्ध, आत्मा की शांति और सौगुना फल की धार्मिक शब्दावली से उन गोष्ठियों का मज़ाक उड़ाते हैं जहाँ हिंदी की चर्चा होती है, पर व्यवहार में उसे सम्मान नहीं मिलता।</w:t>
+      </w:r>
+    </w:p>
+    <w:p>
+      <w:pPr>
+        <w:spacing w:after="0"/>
+        <w:jc w:val="both"/>
+      </w:pPr>
+      <w:r>
+        <w:rPr>
+          <w:rFonts w:ascii="Mangal" w:hAnsi="Mangal" w:cs="Mangal" w:eastAsia="Mangal"/>
+          <w:b/>
+          <w:sz w:val="24"/>
+        </w:rPr>
+        <w:t>इसमें मुख्य व्यंग्य कौन-सा है?</w:t>
+      </w:r>
+    </w:p>
+    <w:p>
+      <w:pPr>
+        <w:spacing w:after="0"/>
+        <w:jc w:val="both"/>
+      </w:pPr>
+      <w:r>
+        <w:rPr>
+          <w:rFonts w:ascii="Mangal" w:hAnsi="Mangal" w:cs="Mangal" w:eastAsia="Mangal"/>
+          <w:b w:val="0"/>
+          <w:sz w:val="24"/>
+        </w:rPr>
+        <w:t>मुख्य व्यंग्य उन तथाकथित हिंदी-प्रेमियों पर है जो हिंदी के नाम पर आयोजन करते हुए अंग्रेज़ी को प्रतिष्ठा का प्रतीक बनाए रखते हैं। समारोह भाषा को मजबूत करने के बजाय उसके प्रतीकात्मक अंतिम संस्कार जैसे बन जाते हैं।</w:t>
+      </w:r>
+    </w:p>
+    <w:p>
+      <w:pPr>
+        <w:spacing w:after="0"/>
+        <w:jc w:val="both"/>
+      </w:pPr>
+      <w:r>
+        <w:rPr>
+          <w:rFonts w:ascii="Mangal" w:hAnsi="Mangal" w:cs="Mangal" w:eastAsia="Mangal"/>
+          <w:b/>
+          <w:sz w:val="24"/>
+        </w:rPr>
+        <w:t>लेखक क्या परिवर्तन चाहते हैं?</w:t>
+      </w:r>
+    </w:p>
+    <w:p>
+      <w:pPr>
+        <w:spacing w:after="0"/>
+        <w:jc w:val="both"/>
+      </w:pPr>
+      <w:r>
+        <w:rPr>
+          <w:rFonts w:ascii="Mangal" w:hAnsi="Mangal" w:cs="Mangal" w:eastAsia="Mangal"/>
+          <w:b w:val="0"/>
+          <w:sz w:val="24"/>
+        </w:rPr>
+        <w:t>लेखक चाहते हैं कि हिंदी-सेवा मंचीय भाषणों तक सीमित न हो। भाषा के प्रति वास्तविक सम्मान व्यवहार, लेखन और आयोजनों में दिखाई दे; हिंदी के नाम पर पाखंड और दिखावा न हो।</w:t>
       </w:r>
     </w:p>
     <w:p>
